--- a/klagomål/A 33440-2026 FSC-klagomål.docx
+++ b/klagomål/A 33440-2026 FSC-klagomål.docx
@@ -216,7 +216,7 @@
         <w:spacing w:after="240"/>
       </w:pPr>
       <w:r>
-        <w:t>Figur 1. Fyndplatser för naturvårdsarter i avverkningsanmälan. Markörer utan svart kant är placerade på fyndplatsen. Markörer med svart kant är placerade vid sidan av fyndplatsen har ett svart streck som visar fyndplatsens exakta position. Kartans mittpunktskoordinat är N 7131183, E 504039 i SWEREF 99 TM.</w:t>
+        <w:t>Figur 1. Fyndplatser för naturvårdsarter i avverkningsanmälan. Markörer utan svart kant är placerade på fyndplatsen. Markörer med svart kant är placerade vid sidan av fyndplatsen och har ett svart streck som visar fyndplatsens exakta position. Kartans mittpunktskoordinat är N 7131183, E 504039 i SWEREF 99 TM.</w:t>
       </w:r>
     </w:p>
     <w:p>
@@ -672,7 +672,7 @@
     <w:r>
       <w:tab/>
       <w:tab/>
-      <w:t>2026-08-14</w:t>
+      <w:t>2026-08-15</w:t>
       <w:br/>
       <w:br/>
     </w:r>

--- a/klagomål/A 33440-2026 FSC-klagomål.docx
+++ b/klagomål/A 33440-2026 FSC-klagomål.docx
@@ -672,7 +672,7 @@
     <w:r>
       <w:tab/>
       <w:tab/>
-      <w:t>2026-08-15</w:t>
+      <w:t>2026-08-16</w:t>
       <w:br/>
       <w:br/>
     </w:r>

--- a/klagomål/A 33440-2026 FSC-klagomål.docx
+++ b/klagomål/A 33440-2026 FSC-klagomål.docx
@@ -672,7 +672,7 @@
     <w:r>
       <w:tab/>
       <w:tab/>
-      <w:t>2026-08-16</w:t>
+      <w:t>2026-08-17</w:t>
       <w:br/>
       <w:br/>
     </w:r>

--- a/klagomål/A 33440-2026 FSC-klagomål.docx
+++ b/klagomål/A 33440-2026 FSC-klagomål.docx
@@ -672,7 +672,7 @@
     <w:r>
       <w:tab/>
       <w:tab/>
-      <w:t>2026-08-17</w:t>
+      <w:t>2026-08-18</w:t>
       <w:br/>
       <w:br/>
     </w:r>

--- a/klagomål/A 33440-2026 FSC-klagomål.docx
+++ b/klagomål/A 33440-2026 FSC-klagomål.docx
@@ -672,7 +672,7 @@
     <w:r>
       <w:tab/>
       <w:tab/>
-      <w:t>2026-08-18</w:t>
+      <w:t>2026-08-19</w:t>
       <w:br/>
       <w:br/>
     </w:r>

--- a/klagomål/A 33440-2026 FSC-klagomål.docx
+++ b/klagomål/A 33440-2026 FSC-klagomål.docx
@@ -672,7 +672,7 @@
     <w:r>
       <w:tab/>
       <w:tab/>
-      <w:t>2026-08-19</w:t>
+      <w:t>2026-08-20</w:t>
       <w:br/>
       <w:br/>
     </w:r>

--- a/klagomål/A 33440-2026 FSC-klagomål.docx
+++ b/klagomål/A 33440-2026 FSC-klagomål.docx
@@ -672,7 +672,7 @@
     <w:r>
       <w:tab/>
       <w:tab/>
-      <w:t>2026-08-20</w:t>
+      <w:t>2026-08-21</w:t>
       <w:br/>
       <w:br/>
     </w:r>

--- a/klagomål/A 33440-2026 FSC-klagomål.docx
+++ b/klagomål/A 33440-2026 FSC-klagomål.docx
@@ -672,7 +672,7 @@
     <w:r>
       <w:tab/>
       <w:tab/>
-      <w:t>2026-08-21</w:t>
+      <w:t>2026-08-22</w:t>
       <w:br/>
       <w:br/>
     </w:r>

--- a/klagomål/A 33440-2026 FSC-klagomål.docx
+++ b/klagomål/A 33440-2026 FSC-klagomål.docx
@@ -672,7 +672,7 @@
     <w:r>
       <w:tab/>
       <w:tab/>
-      <w:t>2026-08-22</w:t>
+      <w:t>2026-08-23</w:t>
       <w:br/>
       <w:br/>
     </w:r>

--- a/klagomål/A 33440-2026 FSC-klagomål.docx
+++ b/klagomål/A 33440-2026 FSC-klagomål.docx
@@ -163,7 +163,7 @@
         <w:pStyle w:val="Title"/>
       </w:pPr>
       <w:r>
-        <w:t>Inledande FSC- /PEFC-klagomål – information om höga naturvärden i avverkningsanmälan A 33440-2026 i Strömsunds kommun</w:t>
+        <w:t>Inledande FSC- /PEFC-klagomål – information om höga naturvärden och fridlysta arter i avverkningsanmälan A 33440-2026 i Strömsunds kommun</w:t>
       </w:r>
     </w:p>
     <w:p>
@@ -178,7 +178,7 @@
       <w:r>
         <w:drawing>
           <wp:inline xmlns:a="http://schemas.openxmlformats.org/drawingml/2006/main" xmlns:pic="http://schemas.openxmlformats.org/drawingml/2006/picture">
-            <wp:extent cx="5486400" cy="5318603"/>
+            <wp:extent cx="5413338" cy="5724000"/>
             <wp:docPr id="1" name="Picture 1"/>
             <wp:cNvGraphicFramePr>
               <a:graphicFrameLocks noChangeAspect="1"/>
@@ -199,7 +199,7 @@
                   <pic:spPr>
                     <a:xfrm>
                       <a:off x="0" y="0"/>
-                      <a:ext cx="5486400" cy="5318603"/>
+                      <a:ext cx="5413338" cy="5724000"/>
                     </a:xfrm>
                     <a:prstGeom prst="rect"/>
                   </pic:spPr>
@@ -216,12 +216,12 @@
         <w:spacing w:after="240"/>
       </w:pPr>
       <w:r>
-        <w:t>Figur 1. Fyndplatser för naturvårdsarter i avverkningsanmälan. Markörer utan svart kant är placerade på fyndplatsen. Markörer med svart kant är placerade vid sidan av fyndplatsen och har ett svart streck som visar fyndplatsens exakta position. Kartans mittpunktskoordinat är N 7131183, E 504039 i SWEREF 99 TM.</w:t>
+        <w:t>Figur 1. Fyndplatser för naturvårdsarter i och inom 10 meter från avverkningsanmälan. Markörer utan svart kant är placerade på fyndplatsen. Markörer med svart kant är placerade vid sidan av fyndplatsen och har ett svart streck som visar fyndplatsens exakta position. Kartans mittpunktskoordinat är N 7131183, E 504039 i SWEREF 99 TM.</w:t>
       </w:r>
     </w:p>
     <w:p>
       <w:r>
-        <w:t>I avverkningsanmälan finns fynd av 1 naturvårdsarter, varav 1 är rödlistad och 1 är typisk (T): kolflarnlav (NT, T). Se Figur 1.</w:t>
+        <w:t>I och inom 10 meter från avverkningsanmälan finns fynd av 20 naturvårdsarter, varav 16 är rödlistade, 3 är fridlysta, 11 är typiska (T) och 2 är signalarter (S): fläckporing (VU, T), garnlav (VU, T), gräddporing (VU, T), smalfotad taggsvamp (VU), blanksvart spiklav (NT), blågrå svartspik (NT), dropptaggsvamp (NT, T), dvärgbägarlav (NT, T), kolflarnlav (NT, T), mörk kolflarnlav (NT), nordtagging (NT), talltagel (NT, T), talltita (NT, §4), vaddporing (NT), vedflamlav (NT), vedskivlav (NT, T), sotlav (S, T), vedticka (S, T), tjäder (T, §4) och fläcknycklar (§8). Se Figur 1.</w:t>
       </w:r>
     </w:p>
     <w:p>
@@ -244,7 +244,149 @@
     </w:p>
     <w:p>
       <w:r>
-        <w:t>Nedan följer beskrivningar av de naturvårdsarter och fridlysta arter som har sina livsmiljöer och växtplatser i den avverkningsanmälda skogen. De påträffade naturvårdsarterna är ett tydligt kvitto på att det rör sig om en skog med höga naturvärden.</w:t>
+        <w:t>Nedan följer beskrivningar av de naturvårdsarter och fridlysta arter som har sina livsmiljöer och växtplatser i den avverkningsanmälda skogen. Se även ytterligare artfakta i BILAGA 1. De påträffade naturvårdsarterna är ett tydligt kvitto på att det rör sig om en skog med höga naturvärden.</w:t>
+      </w:r>
+    </w:p>
+    <w:p>
+      <w:r>
+        <w:rPr>
+          <w:b/>
+        </w:rPr>
+        <w:t>Fläckporing (VU)</w:t>
+      </w:r>
+      <w:r>
+        <w:t xml:space="preserve"> är en mycket bra signalart som visar på tallnaturskogar med höga naturvärden. Den är placerad högst upp i Skogsstyrelsens värdepyramid för bedömning av skog med höga naturvärden och indikerar områden som är mer eller mindre opåverkade av skogsbruk och där det funnits en kontinuitet av tallågor i olika nedbrytningsstadier. För att på lång sikt bibehålla livskraftiga populationer i ett område behövs troligen större skyddade områden som tillåter att man upprätthåller en naturlig branddynamik. Fläckporing är typisk art för </w:t>
+      </w:r>
+      <w:r>
+        <w:rPr>
+          <w:i/>
+        </w:rPr>
+        <w:t>9010 Taiga</w:t>
+      </w:r>
+      <w:r>
+        <w:t xml:space="preserve"> (SLU Artdatabanken, 2024; Nitare &amp; Skogsstyrelsen, 2019).</w:t>
+      </w:r>
+    </w:p>
+    <w:p>
+      <w:r>
+        <w:rPr>
+          <w:b/>
+        </w:rPr>
+        <w:t>Garnlav (VU)</w:t>
+      </w:r>
+      <w:r>
+        <w:t xml:space="preserve"> är en utpräglad barrskogsart som ibland kan drapera träden i norrländska grannaturskogar med hög luftfuktighet. Den förekommer även i talldominerade bestånd där den, förutom i trädens grenverk, påträffas hängande över ojämnheter i tallbarken. Arten har minskat starkt i södra och mellersta Sverige och den minskar även i sitt nordliga utbredningsområde. Minskningstakten uppgår till 30 (20–50) % inom 50 år och överstiger gränsvärdet för Sårbar (VU). Orsaken till tillbakagången beror främst på slutavverkningar av naturskogsartade skogar. Bestånd med riklig förekomst bör regelmässigt sparas, vilket även gynnar flera andra sällsynta och rödlistade arter. Garnlav är värdväxt för den mycket sällsynta och akut hotade fjärilen barrskogslavfly (CR) som hör hemma i boreala barrskogar med riklig förekomst av värdväxten. Tidigare kunde arten konstateras årligen på flera platser vid Dala-Floda i Dalarna innan lokalerna kalavverkades. Senaste fyndet i landet av barrskogslavfly är från år 2000 då den påträffades vid Högberget i Sollefteå kommun. Garnlav är typisk art för </w:t>
+      </w:r>
+      <w:r>
+        <w:rPr>
+          <w:i/>
+        </w:rPr>
+        <w:t xml:space="preserve">9010 Taiga </w:t>
+      </w:r>
+      <w:r>
+        <w:t>och</w:t>
+      </w:r>
+      <w:r>
+        <w:rPr>
+          <w:i/>
+        </w:rPr>
+        <w:t xml:space="preserve"> 9070 Trädklädd betesmark</w:t>
+      </w:r>
+      <w:r>
+        <w:t xml:space="preserve"> (SLU Artdatabanken, 2026).</w:t>
+      </w:r>
+    </w:p>
+    <w:p>
+      <w:r>
+        <w:rPr>
+          <w:b/>
+        </w:rPr>
+        <w:t>Gräddporing (VU)</w:t>
+      </w:r>
+      <w:r>
+        <w:t xml:space="preserve"> växer nästan enbart i urskogsartad barrskog på gamla, kraftigt murkna, grova och mossbelupna tallågor i något fuktiga och skuggiga lägen. Arten är placerad högst upp i Skogsstyrelsens värdepyramid för bedömning av skog med höga naturvärden och indikerar gamla och relativt orörda tallnaturskogar med höga naturvärden där det under låg tid kontinuerligt funnits inslag av grova tallågor. För att på sikt hejda artens vikande trend behöver merparten av gräddporingens nu kända växtplatser undantas från skogsbruk. Gräddporing är typisk art för </w:t>
+      </w:r>
+      <w:r>
+        <w:rPr>
+          <w:i/>
+        </w:rPr>
+        <w:t>9010 Taiga</w:t>
+      </w:r>
+      <w:r>
+        <w:t xml:space="preserve"> (SLU Artdatabanken, 2024; Nitare &amp; Skogsstyrelsen, 2019).</w:t>
+      </w:r>
+    </w:p>
+    <w:p>
+      <w:r>
+        <w:rPr>
+          <w:b/>
+        </w:rPr>
+        <w:t>Smalfotad taggsvamp (VU)</w:t>
+      </w:r>
+      <w:r>
+        <w:t>, rödlistad som sårbar, växer på marken under lågor eller fallna stubbar i brandpräglad torr tallskog med lång kontinuitet. Arten är starkt associerad till kolad ved från tallar som sannolikt varit med om flera historiska skogsbränder. Detta är en process som kan ta många hundra år och det tar således mycket lång tid att återskapa lämpliga substrat. Smalfotad taggsvamp är placerad i toppen av Skogsstyrelsens värdepyramid för bedömning av skog med höga naturvärden samt globalt rödlistad som sårbar (VU) vilket innebär att Sverige har ett internationellt ansvar för arten (IUCN Redlist, 2024; Nitare &amp; Skogsstyrelsen, 2019; SLU Artdatabanken, 2024).</w:t>
+      </w:r>
+    </w:p>
+    <w:p>
+      <w:r>
+        <w:rPr>
+          <w:b/>
+        </w:rPr>
+        <w:t>Blanksvart spiklav (NT)</w:t>
+      </w:r>
+      <w:r>
+        <w:t xml:space="preserve"> förekommer på torr, hård, gammal kärnved men även på äldre ytved av tall i naturskogsartade bestånd med begränsad brandpåverkan och ostörd hydrologi. Skogsbruksåtgärder på eller i närheten av lokaler med blanksvart spiklav utgör ett hot. Naturskogsartade öppna tall- och barrblandskogar med blanksvart spiklav indikerar höga biologiska värden och bör bevaras (SLU Artdatabanken, 2024).</w:t>
+      </w:r>
+    </w:p>
+    <w:p>
+      <w:r>
+        <w:rPr>
+          <w:b/>
+        </w:rPr>
+        <w:t>Blågrå svartspik (NT)</w:t>
+      </w:r>
+      <w:r>
+        <w:t xml:space="preserve"> växer på torr, hård ved av gamla, solbelysta torrakor, högstubbar av tall och grova döda grenar på levande tallar i öppna bestånd av naturskogskaraktär. Nästan alltid rör det sig om tjärrika torrträd och högstubbar (töreved, keloträd) som kan vara en bra bit över hundra år, i vissa fall sannolikt hundratals år gamla. Skogsbruk är idag det allvarligaste hotet. Ett långsiktigt hot är att nybildningen av gamla torrakor och högstubbar är en långsam process vilken ofta är beroende av skogsbrand. Nytt substrat bildas numera sannolikt nästan inte alls då antalet naturliga skogsbränder har minskat drastiskt på grund av effektivare brandbekämpning. Döda träd som lämnas efter avverkning är inte lämpliga för arten, eftersom dessa träd inte varit utsatta för skogsbrand och bildat tjärrik ved. Skogsbruksåtgärder på eller i närheten av växtplatserna bör undvikas. Naturskogsartade skogar med förekomst av arten indikerar höga biologiska värden och bör bevaras. Blågrå svartspik har en mycket begränsad utbredning utanför de nordiska länderna varför dessa länder har ett speciellt ansvar för arten (SLU Artdatabanken, 2024).</w:t>
+      </w:r>
+    </w:p>
+    <w:p>
+      <w:r>
+        <w:rPr>
+          <w:b/>
+        </w:rPr>
+        <w:t>Dropptaggsvamp (NT)</w:t>
+      </w:r>
+      <w:r>
+        <w:t xml:space="preserve"> bildar mykorrhiza med tall, främst i barrskog med trädkontinuitet, i magra, torra och ljusöppna lavtallskogar och i barrblandskogar med friskmossor och lingon i fältskiktet. Den totala populationen i landet har minskat och bedöms fortsätta minska till följd av slutavverkningar av tallskog. Det är högst oklart om arten långsiktigt kan etablera och reproducera sig i skogsbestånd som brukas med trakthyggesmetoder, markberedning, gödsling eller föryngring med förädlat plantmaterial. Uppfyller kriterierna för att bli rödlistad på grund av ny kunskap som visar att en större andel av populationen än tidigare bedömt är knuten till kontinuitetsbarrskog. Minskningstakten för den svenska populationen bedöms vara nära gränsvärdet för Sårbar (VU). Dropptaggsvamp är typisk art för </w:t>
+      </w:r>
+      <w:r>
+        <w:rPr>
+          <w:i/>
+        </w:rPr>
+        <w:t xml:space="preserve">9010 Taiga </w:t>
+      </w:r>
+      <w:r>
+        <w:t>(SLU Artdatabanken, 2026).</w:t>
+      </w:r>
+    </w:p>
+    <w:p>
+      <w:r>
+        <w:rPr>
+          <w:b/>
+        </w:rPr>
+        <w:t>Dvärgbägarlav (NT)</w:t>
+      </w:r>
+      <w:r>
+        <w:t xml:space="preserve"> förekommer över hela Sverige på gammal hård ved, huvudsakligen på tall men i södra Sverige även på ek. Veden utgörs framförallt av grova stubbar, lågor och grenar. Substratet har blivit sällsyntare och nybildning av substrat sker bara i begränsad omfattning. Arten hotas av att grova lågor blir allt sällsyntare i dagens kulturskogar samt att nybildningen av lämpliga substrat går mycket långsamt. En riklig tillgång på gamla tall- eller eklågor måste säkerställas på artens lokaler. Dvärgbägarlav är typisk art för </w:t>
+      </w:r>
+      <w:r>
+        <w:rPr>
+          <w:i/>
+        </w:rPr>
+        <w:t>9010 Taiga</w:t>
+      </w:r>
+      <w:r>
+        <w:t xml:space="preserve"> (SLU Artdatabanken, 2024; Nitare &amp; Skogsstyrelsen, 2019).</w:t>
       </w:r>
     </w:p>
     <w:p>
@@ -265,6 +407,188 @@
       </w:r>
       <w:r>
         <w:t xml:space="preserve"> (SLU Artdatabanken, 2024).</w:t>
+      </w:r>
+    </w:p>
+    <w:p>
+      <w:r>
+        <w:rPr>
+          <w:b/>
+        </w:rPr>
+        <w:t>Mörk kolflarnlav (NT)</w:t>
+      </w:r>
+      <w:r>
+        <w:t xml:space="preserve"> är brandberoende och växer nästan uteslutande på kolad hård kärnved av tall. Arten förekommer främst i glesa, öppna tall- och blandbarrskogar av naturskogskaraktär och etableringen verkar ske sent efter brand, kanske först efter 100–300 år. Mörk kolflarnlav indikerar skog med höga naturvärden och vanligast är att den påträffas på rester av nedbrunna torrakor och högstubbar och lågstubbar som är så grova att hela innandömet är urbränt. Tall- och blandbarrskogar av naturskogskaraktär med spår av återkommande bränder hyser höga biologiska värden och bör skyddas (SLU Artdatabanken, 2024).</w:t>
+      </w:r>
+    </w:p>
+    <w:p>
+      <w:r>
+        <w:rPr>
+          <w:b/>
+        </w:rPr>
+        <w:t>Nordtagging (NT)</w:t>
+      </w:r>
+      <w:r>
+        <w:t xml:space="preserve"> växer främst på tallågor av grövre dimensioner och påträffas huvudsakligen i äldre skog som inte kalavverkats. Nordtaggingen missgynnas av att områden med äldre tallskog har minskat starkt. Bekämpning av skogsbränder, samtidigt som skogsbruket omvandlar naturligt glesa tallbestånd till likartade och betydligt tätare bestånd, har missgynnat arten. Bristen på gamla tallågor utgör på sikt ett allvarligt hot och återskapandet av lämpliga biotoper tar mycket lång tid. Områden med olikåldriga bestånd av tall och med stort inslag av äldre träd bör undantas från skoglig produktion (SLU Artdatabanken, 2024).</w:t>
+      </w:r>
+    </w:p>
+    <w:p>
+      <w:r>
+        <w:rPr>
+          <w:b/>
+        </w:rPr>
+        <w:t>Talltagel (NT)</w:t>
+      </w:r>
+      <w:r>
+        <w:t xml:space="preserve"> är en boreal art som förekommer på tall i äldre, öppna tallskogar. Den påverkas negativt av brist på kontinuitetsskog och minskningstakten bedöms vara nära gränsvärdet för Sårbar (VU). Talltagel är typisk art för </w:t>
+      </w:r>
+      <w:r>
+        <w:rPr>
+          <w:i/>
+        </w:rPr>
+        <w:t>9010 Taiga</w:t>
+      </w:r>
+      <w:r>
+        <w:t xml:space="preserve"> (SLU Artdatabanken, 2026).</w:t>
+      </w:r>
+    </w:p>
+    <w:p>
+      <w:r>
+        <w:rPr>
+          <w:b/>
+        </w:rPr>
+        <w:t>Talltita (NT, §4)</w:t>
+      </w:r>
+      <w:r>
+        <w:t>, rödlistad som nära hotad och prioriterad art i Skogsvårdslagen, har häckningsrevir i anmälan. Arten har minskat kraftigt de senaste 30 åren och minskningstakten innevarande 10-årsperiod beräknas till 20 (10–30) %. Talltitan är synnerligen trogen sitt cirka 15 hektar stora revir och är beroende av flerskiktade olikåldriga skogar för att kunna föda upp sina ungar. Talltitan försvinner om dess livsmiljö kalavverkas (Eggers &amp; Low, 2014; Ekman, 1979; Griesser et al, 2007; Klein, 2020; Siffczyk et al, 2003; SLU Artdatabanken, 2021).</w:t>
+      </w:r>
+    </w:p>
+    <w:p>
+      <w:r>
+        <w:rPr>
+          <w:b/>
+        </w:rPr>
+        <w:t xml:space="preserve">Vaddporing (NT) </w:t>
+      </w:r>
+      <w:r>
+        <w:t>är en brunrötande vednedbrytare som hittas på undersidan av liggande murken tallved i olika former. Substratet utgörs framför allt av den typ av hård, kådimpregnerad och ofta kolad tallved som skapas i brandpräglad skog. Vedtypen nybildas i mycket liten omfattning och det är sannolikt att arten upplever en utdöendeskuld. För att garantera artens fortlevnad bör man både säkra att artens växtplatser hålls intakta samt att långsiktigt säkerställa att ny ved tillkommer, allra helst i omedelbar anslutning till artens växtplatser. Skoglig gallring och annat uttag av virke innebär ett hot mot arten (SLU Artdatabanken, 2024).</w:t>
+      </w:r>
+    </w:p>
+    <w:p>
+      <w:r>
+        <w:rPr>
+          <w:b/>
+        </w:rPr>
+        <w:t>Vedflamlav (NT)</w:t>
+      </w:r>
+      <w:r>
+        <w:t xml:space="preserve"> växer på gammal hård och torr, exponerad kärnved av tall, främst på högstubbar i ljusöppna lägen, t.ex. vid och på myrar, sjökanter, i glesa hällmarkskogar och i brandpräglade tallnaturskogar. Substratet nyskapas i begränsad omfattning och arten är en utmärkt indikator på höga naturvärden i denna skogstyp. Tall- och barrblandskogar med naturskogskaraktär och spår av bränder har ofta höga biologiska värden och bör skyddas. På vedflamlavens bål kan den sällsynta spiklaven/parasiten </w:t>
+      </w:r>
+      <w:r>
+        <w:rPr>
+          <w:i/>
+        </w:rPr>
+        <w:t>Calicium ramboldiicola</w:t>
+      </w:r>
+      <w:r>
+        <w:t xml:space="preserve"> (VU) påträffas (SLU Artdatabanken, 2026).</w:t>
+      </w:r>
+    </w:p>
+    <w:p>
+      <w:r>
+        <w:rPr>
+          <w:b/>
+        </w:rPr>
+        <w:t>Vedskivlav (NT)</w:t>
+      </w:r>
+      <w:r>
+        <w:t xml:space="preserve"> växer på gammal, torr, exponerad, hård kärnved av framförallt tall i naturskogsartade bestånd. Avverkning av tallskog av naturskogskaraktär med spår av återkommande bränder är ett hot. Mängden lämplig ved att växa på för vedskivlav minskar, dels på grund av naturlig nedbrytning men framförallt på grund av att de förstörs i samband med slutavverkningar, gallringar och markberedning. Tall- och blandbarrskogar av naturskogskaraktär med spår av återkommande bränder bör skyddas. Vedskivlav är typisk art för </w:t>
+      </w:r>
+      <w:r>
+        <w:rPr>
+          <w:i/>
+        </w:rPr>
+        <w:t>9010 Taiga</w:t>
+      </w:r>
+      <w:r>
+        <w:t xml:space="preserve"> (SLU Artdatabanken, 2024).</w:t>
+      </w:r>
+    </w:p>
+    <w:p>
+      <w:r>
+        <w:rPr>
+          <w:b/>
+        </w:rPr>
+        <w:t>Sotlav</w:t>
+      </w:r>
+      <w:r>
+        <w:t xml:space="preserve"> är överallt en mycket bra signalart och visar alltid på skogsmiljöer med höga naturvärden. Den indikerar långvarig förekomst av gamla eller döda träd. På lavens växtlokaler finns vanligen många andra ovanliga arter. Sotlav är typisk art för </w:t>
+      </w:r>
+      <w:r>
+        <w:rPr>
+          <w:i/>
+        </w:rPr>
+        <w:t xml:space="preserve">9010 Taiga </w:t>
+      </w:r>
+      <w:r>
+        <w:t>och</w:t>
+      </w:r>
+      <w:r>
+        <w:rPr>
+          <w:i/>
+        </w:rPr>
+        <w:t xml:space="preserve"> 9070 Trädklädd betesmark</w:t>
+      </w:r>
+      <w:r>
+        <w:t xml:space="preserve"> (Nitare &amp; Skogsstyrelsen, 2019; SLU Artdatabanken, 2025).</w:t>
+      </w:r>
+    </w:p>
+    <w:p>
+      <w:r>
+        <w:rPr>
+          <w:b/>
+        </w:rPr>
+        <w:t xml:space="preserve">Vedticka </w:t>
+      </w:r>
+      <w:r>
+        <w:t xml:space="preserve">är en bra signalart söder om den naturliga norrlandsgränsen. Den är huvudsakligen knuten till äldre barrskogar där det föreligger långvarig kontinuitet av död barrved. Vedticka är typisk art för </w:t>
+      </w:r>
+      <w:r>
+        <w:rPr>
+          <w:i/>
+        </w:rPr>
+        <w:t xml:space="preserve">9010 Taiga </w:t>
+      </w:r>
+      <w:r>
+        <w:t>(Nitare &amp; Skogsstyrelsen, 2019; SLU Artdatabanken, 2025).</w:t>
+      </w:r>
+    </w:p>
+    <w:p>
+      <w:r>
+        <w:rPr>
+          <w:b/>
+        </w:rPr>
+        <w:t>Tjäder (§4)</w:t>
+      </w:r>
+      <w:r>
+        <w:t xml:space="preserve"> omfattas av bilaga 1 och 2 EU:s fågeldirektiv och är typisk art för </w:t>
+      </w:r>
+      <w:r>
+        <w:rPr>
+          <w:i/>
+        </w:rPr>
+        <w:t xml:space="preserve">9010 Taiga </w:t>
+      </w:r>
+      <w:r>
+        <w:t xml:space="preserve">och </w:t>
+      </w:r>
+      <w:r>
+        <w:rPr>
+          <w:i/>
+        </w:rPr>
+        <w:t>9740 Skogsbevuxen myr</w:t>
+      </w:r>
+      <w:r>
+        <w:t>. Tjädern är en utpräglad skogsfågel knuten till större sammanhängande barrskogsområden. Tupparna och hönorna utnyttjar till viss del olika miljöer, och habitatvalet varierar dessutom mellan olika delar av året. För att det ska finnas livskraftiga tjäderbestånd krävs funktionella skogslandskap med en blandning av uppvuxen, gles och luckig skog, täta sumpskogar, myrar och andra små våtmarker. Arten försvinner när skogen fragmenteras och den sammanlagda arealen hyggen och andra öppna områden blir för stor. Ett småskaligt och försiktigt virkesuttag genom hyggesfria metoder kan i vissa fall vara möjligt i området inom 200 m från lekcentrum. Längre ut från lekcentrum, inom 200–500 m bör den avverkade ytan inte överskrida 1 hektar för att undvika alltför stora och snabba förändringar (Skogsstyrelsen, 2019; SLU Artdatabanken, 2024).</w:t>
       </w:r>
     </w:p>
     <w:p>
@@ -319,6 +643,22 @@
       <w:r>
         <w:t>I den avverkningsanmälda skogen har fridlysta arter sina livsmiljöer och växtplatser. Att skada de fridlysta arternas livsmiljöer, växtplatser eller ekologiska funktion är inte tillåtet enligt artskyddsförordningen.</w:t>
       </w:r>
+      <w:r>
+        <w:rPr>
+          <w:i/>
+        </w:rPr>
+        <w:t xml:space="preserve"> EU:s medlemsländer och skogsbolag är skyldiga att agera i enlighet med EU:s fågeldirektiv där det uttryckligen står att direktivet gäller för fåglar samt för deras ägg, bon och </w:t>
+      </w:r>
+      <w:r>
+        <w:rPr>
+          <w:b/>
+          <w:i/>
+        </w:rPr>
+        <w:t xml:space="preserve">livsmiljöer </w:t>
+      </w:r>
+      <w:r>
+        <w:t>(artikel 1). Vidare att de åtgärder som vidtas inte får leda till en försämring av den nuvarande situationen beträffande bevarandet av de fågelarter som avses i artikel 1 (artikel 13).</w:t>
+      </w:r>
     </w:p>
     <w:p>
       <w:r>
@@ -357,7 +697,7 @@
         <w:rPr>
           <w:i/>
         </w:rPr>
-        <w:t>I det avverkningsanmälda skogsområdet har 1 naturvårdsarter varav 1 rödlistade arter sina livsmiljöer och växtplatser.</w:t>
+        <w:t>I det avverkningsanmälda skogsområdet har 20 naturvårdsarter varav 16 rödlistade arter sina livsmiljöer och växtplatser.</w:t>
       </w:r>
     </w:p>
     <w:p>
@@ -542,6 +882,208 @@
           <w:i/>
         </w:rPr>
         <w:t>I den avverkningsanmälda skogen har fridlysta arter sina livsmiljöer och växtplatser. Att skada de fridlysta arternas livsmiljöer, växtplatser eller ekologiska funktion är inte tillåtet enligt artskyddsförordningen</w:t>
+      </w:r>
+    </w:p>
+    <w:p>
+      <w:r>
+        <w:br w:type="page"/>
+      </w:r>
+    </w:p>
+    <w:p>
+      <w:pPr>
+        <w:pStyle w:val="Title"/>
+      </w:pPr>
+      <w:r>
+        <w:t>BILAGA 1 – Fridlysta arter</w:t>
+      </w:r>
+    </w:p>
+    <w:p>
+      <w:pPr>
+        <w:pStyle w:val="Heading1"/>
+      </w:pPr>
+      <w:r>
+        <w:t>Talltita – ekologi samt krav på livsmiljön</w:t>
+      </w:r>
+    </w:p>
+    <w:p>
+      <w:r>
+        <w:t>Talltita är rödlistad som NT, fridlyst och prioriterad art i Skogsvårdslagen. Den omfattas av EU:s fågeldirektiv. Arten har minskat kraftigt de senaste 30 åren och minskningstakten innevarande 10-årsperiod beräknas till 20 (10–30) % (SLU Artdatabanken, 2022).</w:t>
+      </w:r>
+    </w:p>
+    <w:p>
+      <w:r>
+        <w:t>Talltita föredrar större sammanhängande barrskogar, och finns såväl i tallskog som granskog och i lövblandad barrskog. Skogens struktur är viktig och ska helst vara flerskiktad med riklig underväxt av mindre granar, björk och andra lövträd och buskar. Tillgång på murknande högstubbar är särskilt viktig, eftersom talltitan helst själv hackar ut sitt bohål (SLU Artdatabanken, 2022).</w:t>
+      </w:r>
+    </w:p>
+    <w:p>
+      <w:r>
+        <w:t>Det finns flera studier som visar att talltita är känslig för gallring och inte överlever när dess livsmiljö kalavverkas (Eggers and Low, 2014; Griesser et al., 2007; Klein, 2020). Talltitans revir är förhållandevis stora, 10–20 hektar och arten missgynnas när skogen fragmenteras. Kalavverkning av större delar av reviret innebär att det överges (Artdatabanken, 2021).</w:t>
+      </w:r>
+    </w:p>
+    <w:p>
+      <w:r>
+        <w:t>Talltitan är synnerligen trogen sitt revir så länge paret lever och biotopen förblir intakt. Paret stannar i sitt revir året om. En förlust av ett revir har därför en stor inverkan på den lokala populationen och trakthyggesbruket anses vara orsak till den svenska populationens kraftiga minskning. Talltiteparets revirtrohet innebär att närhelst under året man observerar en adult talltita så ingår denna plats i reviret (Siffczyk et al., 2003; Ekman, 1979).</w:t>
+      </w:r>
+    </w:p>
+    <w:p>
+      <w:pPr>
+        <w:pStyle w:val="Heading2"/>
+      </w:pPr>
+      <w:r>
+        <w:t>Referenser – talltita</w:t>
+      </w:r>
+    </w:p>
+    <w:p>
+      <w:r>
+        <w:t xml:space="preserve">Eggers, S., Low, M., 2014. </w:t>
+      </w:r>
+      <w:r>
+        <w:rPr>
+          <w:i/>
+        </w:rPr>
+        <w:t xml:space="preserve">Differential demographic responses of sympatric Parids to vegetation management in boreal forest. </w:t>
+      </w:r>
+      <w:r>
+        <w:t>For. Ecol. Manage. 319, 169–175.</w:t>
+      </w:r>
+    </w:p>
+    <w:p>
+      <w:r>
+        <w:t xml:space="preserve">Ekman, J., 1979. </w:t>
+      </w:r>
+      <w:r>
+        <w:rPr>
+          <w:i/>
+        </w:rPr>
+        <w:t xml:space="preserve">Coherence, composition and territories of winter social groups of the Willow Tit Parus montanus and the Crested Tit P. cristatus. </w:t>
+      </w:r>
+      <w:r>
+        <w:t>Ornis Scandinavica, 10, pp 56–68</w:t>
+      </w:r>
+    </w:p>
+    <w:p>
+      <w:r>
+        <w:t xml:space="preserve">Griesser, M., Nystrand, M., Eggers, S., Ekman, J., 2007. </w:t>
+      </w:r>
+      <w:r>
+        <w:rPr>
+          <w:i/>
+        </w:rPr>
+        <w:t xml:space="preserve">Impact of forestry practices on fitness correlates and population productivity in an open-nesting bird species. </w:t>
+      </w:r>
+      <w:r>
+        <w:t>Conserv. Biol. 21, 767–774. https://doi.org/10.1111/j.1523- 1739.2007.00675.x</w:t>
+      </w:r>
+    </w:p>
+    <w:p>
+      <w:r>
+        <w:t xml:space="preserve">Klein, J., 2020. </w:t>
+      </w:r>
+      <w:r>
+        <w:rPr>
+          <w:i/>
+        </w:rPr>
+        <w:t xml:space="preserve">The forgotten forest – On thinning, retention, and biodiversity in the boreal forest. </w:t>
+      </w:r>
+      <w:r>
+        <w:t>Doctoral Thesis No. 2020:50</w:t>
+      </w:r>
+    </w:p>
+    <w:p>
+      <w:r>
+        <w:t xml:space="preserve">Siffczyk, C., Brotons, L., Kangas, K., Orell, M., 2003. </w:t>
+      </w:r>
+      <w:r>
+        <w:rPr>
+          <w:i/>
+        </w:rPr>
+        <w:t xml:space="preserve">Home range size of willow tits. </w:t>
+      </w:r>
+      <w:r>
+        <w:t>Oecologica, 136, 635–642 (2003)</w:t>
+      </w:r>
+    </w:p>
+    <w:p>
+      <w:r>
+        <w:t xml:space="preserve">SLU Artdatabanken, 2021. </w:t>
+      </w:r>
+      <w:r>
+        <w:rPr>
+          <w:i/>
+        </w:rPr>
+        <w:t xml:space="preserve">Artfaktablad. Naturvård – artfakta. </w:t>
+      </w:r>
+      <w:r>
+        <w:t>SLU Artdatabanken, Uppsala</w:t>
+      </w:r>
+    </w:p>
+    <w:p>
+      <w:pPr>
+        <w:pStyle w:val="Heading1"/>
+      </w:pPr>
+      <w:r>
+        <w:t>Tjäder – ekologi samt krav på livsmiljön</w:t>
+      </w:r>
+    </w:p>
+    <w:p>
+      <w:r>
+        <w:t xml:space="preserve">Tjäder (§4) omfattas av bilaga 1 och 2 EU:s fågeldirektiv och är typisk art för </w:t>
+      </w:r>
+      <w:r>
+        <w:rPr>
+          <w:i/>
+        </w:rPr>
+        <w:t xml:space="preserve">9010 Taiga </w:t>
+      </w:r>
+      <w:r>
+        <w:t xml:space="preserve">och </w:t>
+      </w:r>
+      <w:r>
+        <w:rPr>
+          <w:i/>
+        </w:rPr>
+        <w:t>9740 Skogsbevuxen myr</w:t>
+      </w:r>
+      <w:r>
+        <w:t>. Tjädern är en utpräglad skogsfågel knuten till större sammanhängande barrskogsområden. Tupparna och hönorna utnyttjar till viss del olika miljöer, och habitatvalet varierar dessutom mellan olika delar av året. För att det ska finnas livskraftiga tjäderbestånd krävs funktionella skogslandskap med en blandning av uppvuxen, gles och luckig skog, täta sumpskogar, myrar och andra små våtmarker (Skogsstyrelsen, 2019; SLU Artdatabanken 2024).</w:t>
+      </w:r>
+    </w:p>
+    <w:p>
+      <w:r>
+        <w:t>Arten försvinner när skogen fragmenteras och den sammanlagda arealen hyggen och andra öppna områden blir för stor. Ett småskaligt och försiktigt virkesuttag genom hyggesfria metoder kan i vissa fall vara möjligt i området inom 200 m från lekcentrum. Längre ut från lekcentrum, inom 200–500 m bör den avverkade ytan inte överskrida 1 hektar för att undvika alltför stora och snabba förändringar (Skogsstyrelsen, 2019).</w:t>
+      </w:r>
+    </w:p>
+    <w:p>
+      <w:pPr>
+        <w:pStyle w:val="Heading2"/>
+      </w:pPr>
+      <w:r>
+        <w:t>Referenser – tjäder</w:t>
+      </w:r>
+    </w:p>
+    <w:p>
+      <w:r>
+        <w:t xml:space="preserve">Skogsstyrelsen, 2019. </w:t>
+      </w:r>
+      <w:r>
+        <w:rPr>
+          <w:i/>
+        </w:rPr>
+        <w:t>Vägledning för hänsyn till fåglar – tjäder.</w:t>
+      </w:r>
+    </w:p>
+    <w:p>
+      <w:r>
+        <w:t xml:space="preserve">SLU Artdatabanken, 2024. </w:t>
+      </w:r>
+      <w:r>
+        <w:rPr>
+          <w:i/>
+        </w:rPr>
+        <w:t xml:space="preserve">Artfaktablad. Naturvård – artfakta. </w:t>
+      </w:r>
+      <w:r>
+        <w:t>SLU Artdatabanken, Uppsala</w:t>
       </w:r>
     </w:p>
     <w:sectPr>
@@ -672,7 +1214,7 @@
     <w:r>
       <w:tab/>
       <w:tab/>
-      <w:t>2026-08-23</w:t>
+      <w:t>2026-08-24</w:t>
       <w:br/>
       <w:br/>
     </w:r>

--- a/klagomål/A 33440-2026 FSC-klagomål.docx
+++ b/klagomål/A 33440-2026 FSC-klagomål.docx
@@ -1214,7 +1214,7 @@
     <w:r>
       <w:tab/>
       <w:tab/>
-      <w:t>2026-08-24</w:t>
+      <w:t>2026-08-25</w:t>
       <w:br/>
       <w:br/>
     </w:r>

--- a/klagomål/A 33440-2026 FSC-klagomål.docx
+++ b/klagomål/A 33440-2026 FSC-klagomål.docx
@@ -1214,7 +1214,7 @@
     <w:r>
       <w:tab/>
       <w:tab/>
-      <w:t>2026-08-25</w:t>
+      <w:t>2026-08-26</w:t>
       <w:br/>
       <w:br/>
     </w:r>

--- a/klagomål/A 33440-2026 FSC-klagomål.docx
+++ b/klagomål/A 33440-2026 FSC-klagomål.docx
@@ -1214,7 +1214,7 @@
     <w:r>
       <w:tab/>
       <w:tab/>
-      <w:t>2026-08-26</w:t>
+      <w:t>2026-08-27</w:t>
       <w:br/>
       <w:br/>
     </w:r>

--- a/klagomål/A 33440-2026 FSC-klagomål.docx
+++ b/klagomål/A 33440-2026 FSC-klagomål.docx
@@ -1214,7 +1214,7 @@
     <w:r>
       <w:tab/>
       <w:tab/>
-      <w:t>2026-08-27</w:t>
+      <w:t>2026-08-28</w:t>
       <w:br/>
       <w:br/>
     </w:r>

--- a/klagomål/A 33440-2026 FSC-klagomål.docx
+++ b/klagomål/A 33440-2026 FSC-klagomål.docx
@@ -1214,7 +1214,7 @@
     <w:r>
       <w:tab/>
       <w:tab/>
-      <w:t>2026-08-28</w:t>
+      <w:t>2026-08-29</w:t>
       <w:br/>
       <w:br/>
     </w:r>

--- a/klagomål/A 33440-2026 FSC-klagomål.docx
+++ b/klagomål/A 33440-2026 FSC-klagomål.docx
@@ -1214,7 +1214,7 @@
     <w:r>
       <w:tab/>
       <w:tab/>
-      <w:t>2026-08-29</w:t>
+      <w:t>2026-08-31</w:t>
       <w:br/>
       <w:br/>
     </w:r>

--- a/klagomål/A 33440-2026 FSC-klagomål.docx
+++ b/klagomål/A 33440-2026 FSC-klagomål.docx
@@ -1214,7 +1214,7 @@
     <w:r>
       <w:tab/>
       <w:tab/>
-      <w:t>2026-08-31</w:t>
+      <w:t>2026-09-01</w:t>
       <w:br/>
       <w:br/>
     </w:r>

--- a/klagomål/A 33440-2026 FSC-klagomål.docx
+++ b/klagomål/A 33440-2026 FSC-klagomål.docx
@@ -1214,7 +1214,7 @@
     <w:r>
       <w:tab/>
       <w:tab/>
-      <w:t>2026-09-01</w:t>
+      <w:t>2026-09-02</w:t>
       <w:br/>
       <w:br/>
     </w:r>

--- a/klagomål/A 33440-2026 FSC-klagomål.docx
+++ b/klagomål/A 33440-2026 FSC-klagomål.docx
@@ -1214,7 +1214,7 @@
     <w:r>
       <w:tab/>
       <w:tab/>
-      <w:t>2026-09-02</w:t>
+      <w:t>2026-09-03</w:t>
       <w:br/>
       <w:br/>
     </w:r>

--- a/klagomål/A 33440-2026 FSC-klagomål.docx
+++ b/klagomål/A 33440-2026 FSC-klagomål.docx
@@ -1214,7 +1214,7 @@
     <w:r>
       <w:tab/>
       <w:tab/>
-      <w:t>2026-09-03</w:t>
+      <w:t>2026-09-04</w:t>
       <w:br/>
       <w:br/>
     </w:r>

--- a/klagomål/A 33440-2026 FSC-klagomål.docx
+++ b/klagomål/A 33440-2026 FSC-klagomål.docx
@@ -1214,7 +1214,7 @@
     <w:r>
       <w:tab/>
       <w:tab/>
-      <w:t>2026-09-04</w:t>
+      <w:t>2026-09-05</w:t>
       <w:br/>
       <w:br/>
     </w:r>

--- a/klagomål/A 33440-2026 FSC-klagomål.docx
+++ b/klagomål/A 33440-2026 FSC-klagomål.docx
@@ -1214,7 +1214,7 @@
     <w:r>
       <w:tab/>
       <w:tab/>
-      <w:t>2026-09-05</w:t>
+      <w:t>2026-09-06</w:t>
       <w:br/>
       <w:br/>
     </w:r>

--- a/klagomål/A 33440-2026 FSC-klagomål.docx
+++ b/klagomål/A 33440-2026 FSC-klagomål.docx
@@ -1214,7 +1214,7 @@
     <w:r>
       <w:tab/>
       <w:tab/>
-      <w:t>2026-09-06</w:t>
+      <w:t>2026-09-07</w:t>
       <w:br/>
       <w:br/>
     </w:r>

--- a/klagomål/A 33440-2026 FSC-klagomål.docx
+++ b/klagomål/A 33440-2026 FSC-klagomål.docx
@@ -1214,7 +1214,7 @@
     <w:r>
       <w:tab/>
       <w:tab/>
-      <w:t>2026-09-07</w:t>
+      <w:t>2026-09-08</w:t>
       <w:br/>
       <w:br/>
     </w:r>

--- a/klagomål/A 33440-2026 FSC-klagomål.docx
+++ b/klagomål/A 33440-2026 FSC-klagomål.docx
@@ -1214,7 +1214,7 @@
     <w:r>
       <w:tab/>
       <w:tab/>
-      <w:t>2026-09-08</w:t>
+      <w:t>2026-09-09</w:t>
       <w:br/>
       <w:br/>
     </w:r>

--- a/klagomål/A 33440-2026 FSC-klagomål.docx
+++ b/klagomål/A 33440-2026 FSC-klagomål.docx
@@ -1214,7 +1214,7 @@
     <w:r>
       <w:tab/>
       <w:tab/>
-      <w:t>2026-09-09</w:t>
+      <w:t>2026-09-10</w:t>
       <w:br/>
       <w:br/>
     </w:r>

--- a/klagomål/A 33440-2026 FSC-klagomål.docx
+++ b/klagomål/A 33440-2026 FSC-klagomål.docx
@@ -1214,7 +1214,7 @@
     <w:r>
       <w:tab/>
       <w:tab/>
-      <w:t>2026-09-10</w:t>
+      <w:t>2026-09-11</w:t>
       <w:br/>
       <w:br/>
     </w:r>

--- a/klagomål/A 33440-2026 FSC-klagomål.docx
+++ b/klagomål/A 33440-2026 FSC-klagomål.docx
@@ -1214,7 +1214,7 @@
     <w:r>
       <w:tab/>
       <w:tab/>
-      <w:t>2026-09-11</w:t>
+      <w:t>2026-09-12</w:t>
       <w:br/>
       <w:br/>
     </w:r>
